--- a/examples/NDA_Plantilla_AllSign_ES.docx
+++ b/examples/NDA_Plantilla_AllSign_ES.docx
@@ -4,6 +4,7 @@
   <w:body>
     <w:p>
       <w:pPr>
+        <w:spacing w:after="80"/>
         <w:jc w:val="center"/>
       </w:pPr>
       <w:r>
@@ -17,6 +18,7 @@
     </w:p>
     <w:p>
       <w:pPr>
+        <w:spacing w:after="280"/>
         <w:jc w:val="center"/>
       </w:pPr>
       <w:r>
@@ -84,7 +86,7 @@
                 <w:color w:val="555555"/>
                 <w:sz w:val="20"/>
               </w:rPr>
-              <w:t>Parte que revela</w:t>
+              <w:t>Empresa</w:t>
             </w:r>
           </w:p>
         </w:tc>
@@ -117,7 +119,7 @@
                 <w:color w:val="555555"/>
                 <w:sz w:val="20"/>
               </w:rPr>
-              <w:t>Parte que recibe</w:t>
+              <w:t>Representante del cliente</w:t>
             </w:r>
           </w:p>
         </w:tc>
@@ -150,7 +152,7 @@
                 <w:color w:val="555555"/>
                 <w:sz w:val="20"/>
               </w:rPr>
-              <w:t>Empresa que representa</w:t>
+              <w:t>Empresa del cliente</w:t>
             </w:r>
           </w:p>
         </w:tc>
@@ -173,32 +175,51 @@
     </w:tbl>
     <w:p/>
     <w:p>
+      <w:pPr>
+        <w:keepNext w:val="0"/>
+        <w:spacing w:before="320" w:after="120"/>
+      </w:pPr>
       <w:r>
         <w:rPr>
           <w:b/>
           <w:color w:val="1A1A2E"/>
           <w:sz w:val="26"/>
         </w:rPr>
-        <w:t>1. OBJETO</w:t>
+        <w:t>1. OBJETO Y PARTES</w:t>
       </w:r>
     </w:p>
     <w:p>
       <w:pPr>
-        <w:spacing w:line="320" w:lineRule="exact"/>
+        <w:keepNext w:val="0"/>
+        <w:spacing w:line="320" w:lineRule="exact" w:after="160"/>
       </w:pPr>
       <w:r>
-        <w:t>Este acuerdo se celebra el {{ fecha_efectiva }} entre {{ empresa_emisora }}, en adelante la Parte que Revela, y {{ nombre_cliente }}, en representación de {{ empresa_cliente }}, en adelante la Parte que Recibe. Ambas se denominan conjuntamente las Partes.</w:t>
+        <w:t>Este acuerdo se celebra el {{ fecha_efectiva }} entre {{ empresa_emisora }} y {{ empresa_cliente }}, representada en este acto por {{ nombre_cliente }}. Ambas empresas se denominan conjuntamente las Partes, y cada una queda obligada en los términos de este acuerdo.</w:t>
       </w:r>
     </w:p>
     <w:p>
       <w:pPr>
-        <w:spacing w:line="320" w:lineRule="exact"/>
+        <w:keepNext w:val="0"/>
+        <w:spacing w:line="320" w:lineRule="exact" w:after="160"/>
       </w:pPr>
       <w:r>
-        <w:t>Su objeto es proteger la información confidencial que las Partes se compartan con motivo de {{ objeto }}.</w:t>
+        <w:t>Quien firma por cada Parte declara contar con las facultades necesarias para representarla y obligarla, y que dichas facultades no le han sido revocadas ni limitadas a la fecha de firma.</w:t>
       </w:r>
     </w:p>
     <w:p>
+      <w:pPr>
+        <w:keepNext w:val="0"/>
+        <w:spacing w:line="320" w:lineRule="exact" w:after="160"/>
+      </w:pPr>
+      <w:r>
+        <w:t>Su objeto es proteger la información confidencial que las Partes se compartan con motivo de {{ objeto }}. El acuerdo es recíproco: cada Parte actúa como Parte Reveladora respecto de la información que comparte, y como Parte Receptora respecto de la que recibe de la otra.</w:t>
+      </w:r>
+    </w:p>
+    <w:p>
+      <w:pPr>
+        <w:keepNext w:val="0"/>
+        <w:spacing w:before="320" w:after="120"/>
+      </w:pPr>
       <w:r>
         <w:rPr>
           <w:b/>
@@ -210,7 +231,8 @@
     </w:p>
     <w:p>
       <w:pPr>
-        <w:spacing w:line="320" w:lineRule="exact"/>
+        <w:keepNext w:val="0"/>
+        <w:spacing w:line="320" w:lineRule="exact" w:after="160"/>
       </w:pPr>
       <w:r>
         <w:t>Toda información, verbal o escrita, que una Parte comparta con la otra y que esté marcada como confidencial, o que por su naturaleza y por las circunstancias en que se comparte deba entenderse como tal. Queda comprendida, de manera enunciativa y no limitativa:</w:t>
@@ -271,21 +293,26 @@
       </w:r>
     </w:p>
     <w:p>
+      <w:pPr>
+        <w:keepNext w:val="0"/>
+        <w:spacing w:before="320" w:after="120"/>
+      </w:pPr>
       <w:r>
         <w:rPr>
           <w:b/>
           <w:color w:val="1A1A2E"/>
           <w:sz w:val="26"/>
         </w:rPr>
-        <w:t>3. OBLIGACIONES DE LA PARTE QUE RECIBE</w:t>
+        <w:t>3. OBLIGACIONES DE CADA PARTE</w:t>
       </w:r>
     </w:p>
     <w:p>
       <w:pPr>
-        <w:spacing w:line="320" w:lineRule="exact"/>
+        <w:keepNext w:val="0"/>
+        <w:spacing w:line="320" w:lineRule="exact" w:after="160"/>
       </w:pPr>
       <w:r>
-        <w:t>La Parte que Recibe se obliga a:</w:t>
+        <w:t>Cada Parte, respecto de la información confidencial que reciba de la otra, se obliga a:</w:t>
       </w:r>
     </w:p>
     <w:p>
@@ -294,7 +321,7 @@
         <w:spacing w:line="300" w:lineRule="exact"/>
       </w:pPr>
       <w:r>
-        <w:t>Guardar la información confidencial con estricta reserva</w:t>
+        <w:t>Guardarla con estricta reserva</w:t>
       </w:r>
     </w:p>
     <w:p>
@@ -303,7 +330,7 @@
         <w:spacing w:line="300" w:lineRule="exact"/>
       </w:pPr>
       <w:r>
-        <w:t>No revelarla a terceros sin autorización previa y por escrito</w:t>
+        <w:t>No revelarla a terceros sin autorización previa y por escrito de la Parte que la compartió</w:t>
       </w:r>
     </w:p>
     <w:p>
@@ -343,6 +370,10 @@
       </w:r>
     </w:p>
     <w:p>
+      <w:pPr>
+        <w:keepNext w:val="0"/>
+        <w:spacing w:before="320" w:after="120"/>
+      </w:pPr>
       <w:r>
         <w:rPr>
           <w:b/>
@@ -354,13 +385,18 @@
     </w:p>
     <w:p>
       <w:pPr>
-        <w:spacing w:line="320" w:lineRule="exact"/>
+        <w:keepNext w:val="0"/>
+        <w:spacing w:line="320" w:lineRule="exact" w:after="160"/>
       </w:pPr>
       <w:r>
-        <w:t>Cuando la información confidencial incluya datos personales, la Parte que Recibe los tratará conforme a la Ley Federal de Protección de Datos Personales en Posesión de los Particulares, los usará solo para el fin de este acuerdo y los suprimirá o devolverá cuando deje de ser necesario conservarlos.</w:t>
+        <w:t>Cuando la información confidencial incluya datos personales, la Parte que los reciba los tratará conforme a la Ley Federal de Protección de Datos Personales en Posesión de los Particulares vigente y su normativa aplicable, los usará solo para el fin de este acuerdo, y los suprimirá o devolverá cuando deje de ser necesario conservarlos. Esta obligación aplica a cada Parte respecto de los datos personales que reciba de la otra.</w:t>
       </w:r>
     </w:p>
     <w:p>
+      <w:pPr>
+        <w:keepNext w:val="0"/>
+        <w:spacing w:before="320" w:after="120"/>
+      </w:pPr>
       <w:r>
         <w:rPr>
           <w:b/>
@@ -372,7 +408,8 @@
     </w:p>
     <w:p>
       <w:pPr>
-        <w:spacing w:line="320" w:lineRule="exact"/>
+        <w:keepNext w:val="0"/>
+        <w:spacing w:line="320" w:lineRule="exact" w:after="160"/>
       </w:pPr>
       <w:r>
         <w:t>Este acuerdo no aplica a la información que:</w:t>
@@ -384,7 +421,7 @@
         <w:spacing w:line="300" w:lineRule="exact"/>
       </w:pPr>
       <w:r>
-        <w:t>Ya era del dominio público al momento de compartirse, o llegó a serlo después sin culpa de la Parte que Recibe</w:t>
+        <w:t>Ya era del dominio público al momento de compartirse, o llegó a serlo después sin culpa de la Parte que la recibió</w:t>
       </w:r>
     </w:p>
     <w:p>
@@ -393,7 +430,7 @@
         <w:spacing w:line="300" w:lineRule="exact"/>
       </w:pPr>
       <w:r>
-        <w:t>La Parte que Recibe ya conocía legítimamente y sin obligación de reserva</w:t>
+        <w:t>La Parte que la recibió ya conocía legítimamente y sin obligación de reserva</w:t>
       </w:r>
     </w:p>
     <w:p>
@@ -424,24 +461,42 @@
       </w:r>
     </w:p>
     <w:p>
+      <w:pPr>
+        <w:keepNext w:val="0"/>
+        <w:spacing w:before="320" w:after="120"/>
+      </w:pPr>
       <w:r>
         <w:rPr>
           <w:b/>
           <w:color w:val="1A1A2E"/>
           <w:sz w:val="26"/>
         </w:rPr>
-        <w:t>6. VIGENCIA</w:t>
+        <w:t>6. VIGENCIA DEL ACUERDO Y DE LA CONFIDENCIALIDAD</w:t>
       </w:r>
     </w:p>
     <w:p>
       <w:pPr>
-        <w:spacing w:line="320" w:lineRule="exact"/>
+        <w:keepNext w:val="0"/>
+        <w:spacing w:line="320" w:lineRule="exact" w:after="160"/>
       </w:pPr>
       <w:r>
-        <w:t>Las obligaciones de confidencialidad estarán vigentes durante {{ vigencia }} contados a partir de la fecha de celebración, y subsistirán aunque la relación entre las Partes termine antes.</w:t>
+        <w:t>Este acuerdo entra en vigor el {{ fecha_efectiva }} y permanece vigente mientras las Partes sigan compartiendo información confidencial con motivo de {{ objeto }}. Cualquiera de las Partes puede darlo por terminado avisando a la otra por escrito con treinta días naturales de anticipación.</w:t>
       </w:r>
     </w:p>
     <w:p>
+      <w:pPr>
+        <w:keepNext w:val="0"/>
+        <w:spacing w:line="320" w:lineRule="exact" w:after="160"/>
+      </w:pPr>
+      <w:r>
+        <w:t>Las obligaciones de confidencialidad subsisten por un plazo de {{ vigencia }}, contado a partir de la fecha de celebración, aunque el acuerdo termine antes. Tratándose de información que constituya secreto industrial, subsisten mientras conserve ese carácter conforme a la ley.</w:t>
+      </w:r>
+    </w:p>
+    <w:p>
+      <w:pPr>
+        <w:keepNext w:val="0"/>
+        <w:spacing w:before="320" w:after="120"/>
+      </w:pPr>
       <w:r>
         <w:rPr>
           <w:b/>
@@ -453,13 +508,18 @@
     </w:p>
     <w:p>
       <w:pPr>
-        <w:spacing w:line="320" w:lineRule="exact"/>
+        <w:keepNext w:val="0"/>
+        <w:spacing w:line="320" w:lineRule="exact" w:after="160"/>
       </w:pPr>
       <w:r>
-        <w:t>A la terminación de este acuerdo, o cuando la otra Parte lo solicite, la Parte que Recibe devolverá o destruirá la información confidencial que tenga en su poder, incluidas las copias, y lo confirmará por escrito.</w:t>
+        <w:t>Terminado el acuerdo conforme a la cláusula anterior, o cuando la Parte que compartió la información lo solicite, la Parte que la recibió la devolverá o destruirá, incluidas las copias, y lo confirmará por escrito. Puede conservar una copia únicamente cuando una obligación legal se lo exija, y seguirá protegiéndola en los términos de este acuerdo mientras la conserve.</w:t>
       </w:r>
     </w:p>
     <w:p>
+      <w:pPr>
+        <w:keepNext w:val="0"/>
+        <w:spacing w:before="320" w:after="120"/>
+      </w:pPr>
       <w:r>
         <w:rPr>
           <w:b/>
@@ -471,31 +531,50 @@
     </w:p>
     <w:p>
       <w:pPr>
-        <w:spacing w:line="320" w:lineRule="exact"/>
+        <w:keepNext w:val="0"/>
+        <w:spacing w:line="320" w:lineRule="exact" w:after="160"/>
       </w:pPr>
       <w:r>
         <w:t>El incumplimiento de estas obligaciones da derecho a la Parte afectada a exigir el pago de los daños y perjuicios que se le hayan causado, sin perjuicio de las demás acciones que le correspondan.</w:t>
       </w:r>
     </w:p>
     <w:p>
+      <w:pPr>
+        <w:keepNext w:val="0"/>
+        <w:spacing w:before="320" w:after="120"/>
+      </w:pPr>
       <w:r>
         <w:rPr>
           <w:b/>
           <w:color w:val="1A1A2E"/>
           <w:sz w:val="26"/>
         </w:rPr>
-        <w:t>9. LEY APLICABLE Y JURISDICCIÓN</w:t>
+        <w:t>9. LEY APLICABLE Y TRIBUNALES COMPETENTES</w:t>
       </w:r>
     </w:p>
     <w:p>
       <w:pPr>
-        <w:spacing w:line="320" w:lineRule="exact"/>
+        <w:keepNext w:val="0"/>
+        <w:spacing w:line="320" w:lineRule="exact" w:after="160"/>
       </w:pPr>
       <w:r>
-        <w:t>Este acuerdo se rige por la legislación aplicable en {{ jurisdiccion }}. Para su interpretación y cumplimiento, las Partes se someten a los tribunales competentes de dicha jurisdicción y renuncian a cualquier otro fuero que pudiera corresponderles.</w:t>
+        <w:t>Este acuerdo es de naturaleza mercantil y se rige por las leyes federales de los Estados Unidos Mexicanos.</w:t>
       </w:r>
     </w:p>
     <w:p>
+      <w:pPr>
+        <w:keepNext w:val="0"/>
+        <w:spacing w:line="320" w:lineRule="exact" w:after="160"/>
+      </w:pPr>
+      <w:r>
+        <w:t>Para su interpretación y cumplimiento, las Partes se someten a los tribunales competentes de {{ jurisdiccion }} y renuncian a cualquier otro fuero que pudiera corresponderles por razón de sus domicilios presentes o futuros.</w:t>
+      </w:r>
+    </w:p>
+    <w:p>
+      <w:pPr>
+        <w:keepNext/>
+        <w:spacing w:before="320" w:after="120"/>
+      </w:pPr>
       <w:r>
         <w:rPr>
           <w:b/>
@@ -507,14 +586,27 @@
     </w:p>
     <w:p>
       <w:pPr>
-        <w:spacing w:line="320" w:lineRule="exact"/>
+        <w:keepNext/>
+        <w:spacing w:line="320" w:lineRule="exact" w:after="160"/>
       </w:pPr>
       <w:r>
-        <w:t>Las Partes aceptan firmar este acuerdo por medios electrónicos y reconocen que la firma electrónica y su constancia de conservación, emitida conforme a la NOM-151, tienen la misma validez que la firma autógrafa.</w:t>
+        <w:t>Las Partes aceptan celebrar y firmar este acuerdo por medios electrónicos, en los términos del Código de Comercio, y reconocen que el mensaje de datos que lo contiene les es atribuible.</w:t>
       </w:r>
     </w:p>
-    <w:p/>
     <w:p>
+      <w:pPr>
+        <w:keepNext/>
+        <w:spacing w:line="320" w:lineRule="exact" w:after="160"/>
+      </w:pPr>
+      <w:r>
+        <w:t>La constancia de conservación emitida conforme a la NOM-151 acredita la conservación e integridad del documento desde su emisión, y no la validez de la firma, que se rige por las disposiciones aplicables.</w:t>
+      </w:r>
+    </w:p>
+    <w:p>
+      <w:pPr>
+        <w:keepNext/>
+        <w:spacing w:before="360" w:after="200"/>
+      </w:pPr>
       <w:r>
         <w:rPr>
           <w:b/>
@@ -526,10 +618,11 @@
     </w:p>
     <w:p>
       <w:pPr>
-        <w:spacing w:line="320" w:lineRule="exact"/>
+        <w:keepNext/>
+        <w:spacing w:line="320" w:lineRule="exact" w:after="160"/>
       </w:pPr>
       <w:r>
-        <w:t>Leído el contenido de este acuerdo y enteradas las Partes de su alcance y fuerza legal, lo firman de conformidad.</w:t>
+        <w:t>Leído el contenido de este acuerdo y enteradas las Partes de su alcance y fuerza legal, lo firman de conformidad quienes las representan.</w:t>
       </w:r>
     </w:p>
     <w:tbl>
@@ -591,7 +684,7 @@
                 <w:color w:val="555555"/>
                 <w:sz w:val="18"/>
               </w:rPr>
-              <w:t>Parte que revela</w:t>
+              <w:t>Firma por la empresa</w:t>
             </w:r>
           </w:p>
         </w:tc>
@@ -615,7 +708,7 @@
                 <w:color w:val="555555"/>
                 <w:sz w:val="18"/>
               </w:rPr>
-              <w:t>Parte que recibe  ·  {{ correo_cliente }}</w:t>
+              <w:t>Firma por el cliente  ·  {{ correo_cliente }}</w:t>
             </w:r>
           </w:p>
         </w:tc>
@@ -998,6 +1091,7 @@
       <w:rFonts w:ascii="Calibri" w:hAnsi="Calibri"/>
       <w:color w:val="333333"/>
       <w:sz w:val="22"/>
+      <w:lang w:val="es-MX"/>
     </w:rPr>
   </w:style>
   <w:style w:type="paragraph" w:styleId="Header">

--- a/examples/NDA_Plantilla_AllSign_ES.docx
+++ b/examples/NDA_Plantilla_AllSign_ES.docx
@@ -212,7 +212,7 @@
         <w:spacing w:line="320" w:lineRule="exact" w:after="160"/>
       </w:pPr>
       <w:r>
-        <w:t>Su objeto es proteger la información confidencial que las Partes se compartan con motivo de {{ objeto }}. El acuerdo es recíproco: cada Parte actúa como Parte Reveladora respecto de la información que comparte, y como Parte Receptora respecto de la que recibe de la otra.</w:t>
+        <w:t>El objeto de este acuerdo es proteger la información confidencial que las Partes se compartan con motivo de {{ objeto }}. El acuerdo es recíproco: cada Parte actúa como Parte Reveladora respecto de la información que comparte, y como Parte Receptora respecto de la que recibe de la otra.</w:t>
       </w:r>
     </w:p>
     <w:p>
@@ -235,7 +235,7 @@
         <w:spacing w:line="320" w:lineRule="exact" w:after="160"/>
       </w:pPr>
       <w:r>
-        <w:t>Toda información, verbal o escrita, que una Parte comparta con la otra y que esté marcada como confidencial, o que por su naturaleza y por las circunstancias en que se comparte deba entenderse como tal. Queda comprendida, de manera enunciativa y no limitativa:</w:t>
+        <w:t>Toda información, en cualquier forma o medio, que una Parte comparta con la otra y que esté marcada como confidencial, o que por su naturaleza y por las circunstancias en que se comparte deba entenderse como tal. Queda comprendida, de manera enunciativa y no limitativa:</w:t>
       </w:r>
     </w:p>
     <w:p>
@@ -330,7 +330,7 @@
         <w:spacing w:line="300" w:lineRule="exact"/>
       </w:pPr>
       <w:r>
-        <w:t>No revelarla a terceros sin autorización previa y por escrito de la Parte que la compartió</w:t>
+        <w:t>No revelarla a terceros sin autorización previa y por escrito de la Parte que la compartió, salvo a las personas a que se refiere la última viñeta de esta cláusula</w:t>
       </w:r>
     </w:p>
     <w:p>
@@ -439,7 +439,7 @@
         <w:spacing w:line="300" w:lineRule="exact"/>
       </w:pPr>
       <w:r>
-        <w:t>Un tercero le compartió sin violar ninguna obligación de confidencialidad</w:t>
+        <w:t>Un tercero compartió con la Parte que la recibió sin violar ninguna obligación de confidencialidad</w:t>
       </w:r>
     </w:p>
     <w:p>
@@ -448,16 +448,16 @@
         <w:spacing w:line="300" w:lineRule="exact"/>
       </w:pPr>
       <w:r>
-        <w:t>Desarrolló por su cuenta sin usar la información confidencial</w:t>
+        <w:t>La Parte que la recibió desarrolló por su cuenta sin usar la información confidencial</w:t>
       </w:r>
     </w:p>
     <w:p>
       <w:pPr>
-        <w:pStyle w:val="ListBullet"/>
-        <w:spacing w:line="300" w:lineRule="exact"/>
+        <w:keepNext w:val="0"/>
+        <w:spacing w:line="320" w:lineRule="exact" w:after="160"/>
       </w:pPr>
       <w:r>
-        <w:t>Deba revelarse por mandato de autoridad competente, en cuyo caso avisará a la otra Parte con la anticipación que le sea posible</w:t>
+        <w:t>La Parte que deba revelar información confidencial por mandato de autoridad competente lo hará solo en la medida requerida, avisando a la otra Parte con la anticipación que le sea posible. Para cualquier otro fin, esa información sigue siendo confidencial.</w:t>
       </w:r>
     </w:p>
     <w:p>
@@ -480,7 +480,7 @@
         <w:spacing w:line="320" w:lineRule="exact" w:after="160"/>
       </w:pPr>
       <w:r>
-        <w:t>Este acuerdo entra en vigor el {{ fecha_efectiva }} y permanece vigente mientras las Partes sigan compartiendo información confidencial con motivo de {{ objeto }}. Cualquiera de las Partes puede darlo por terminado avisando a la otra por escrito con treinta días naturales de anticipación.</w:t>
+        <w:t>Este acuerdo entra en vigor el {{ fecha_efectiva }} y permanece vigente hasta que cualquiera de las Partes lo dé por terminado, avisando a la otra por escrito con treinta días naturales de anticipación.</w:t>
       </w:r>
     </w:p>
     <w:p>
@@ -489,7 +489,7 @@
         <w:spacing w:line="320" w:lineRule="exact" w:after="160"/>
       </w:pPr>
       <w:r>
-        <w:t>Las obligaciones de confidencialidad subsisten por un plazo de {{ vigencia }}, contado a partir de la fecha de celebración, aunque el acuerdo termine antes. Tratándose de información que constituya secreto industrial, subsisten mientras conserve ese carácter conforme a la ley.</w:t>
+        <w:t>Las obligaciones de confidencialidad subsisten por un plazo de {{ vigencia }}, contado a partir de la terminación de este acuerdo, y alcanzan a toda la información compartida durante su vigencia. Tratándose de información que constituya secreto industrial, subsisten mientras conserve ese carácter conforme a la ley, y tratándose de datos personales, subsisten conforme a la ley de la materia.</w:t>
       </w:r>
     </w:p>
     <w:p>
@@ -599,7 +599,7 @@
         <w:spacing w:line="320" w:lineRule="exact" w:after="160"/>
       </w:pPr>
       <w:r>
-        <w:t>La constancia de conservación emitida conforme a la NOM-151 acredita la conservación e integridad del documento desde su emisión, y no la validez de la firma, que se rige por las disposiciones aplicables.</w:t>
+        <w:t>La constancia de conservación emitida conforme a la NOM-151 acredita la conservación e integridad del documento desde la fecha y hora asentadas en la propia constancia, y no la validez de la firma, que se rige por las disposiciones aplicables.</w:t>
       </w:r>
     </w:p>
     <w:p>
@@ -684,6 +684,8 @@
                 <w:color w:val="555555"/>
                 <w:sz w:val="18"/>
               </w:rPr>
+              <w:t>Por conducto de {{ representante_emisor }}</w:t>
+              <w:br/>
               <w:t>Firma por la empresa</w:t>
             </w:r>
           </w:p>
@@ -698,7 +700,7 @@
                 <w:b/>
                 <w:sz w:val="20"/>
               </w:rPr>
-              <w:t>{{ nombre_cliente }}</w:t>
+              <w:t>{{ empresa_cliente }}</w:t>
             </w:r>
             <w:r>
               <w:br/>
@@ -708,7 +710,9 @@
                 <w:color w:val="555555"/>
                 <w:sz w:val="18"/>
               </w:rPr>
-              <w:t>Firma por el cliente  ·  {{ correo_cliente }}</w:t>
+              <w:t>Por conducto de {{ nombre_cliente }}  ·  {{ correo_cliente }}</w:t>
+              <w:br/>
+              <w:t>Firma por el cliente</w:t>
             </w:r>
           </w:p>
         </w:tc>

--- a/examples/NDA_Plantilla_AllSign_ES.docx
+++ b/examples/NDA_Plantilla_AllSign_ES.docx
@@ -53,7 +53,7 @@
                 <w:color w:val="555555"/>
                 <w:sz w:val="20"/>
               </w:rPr>
-              <w:t>Fecha de celebración</w:t>
+              <w:t>Fecha del documento</w:t>
             </w:r>
           </w:p>
         </w:tc>
@@ -194,7 +194,7 @@
         <w:spacing w:line="320" w:lineRule="exact" w:after="160"/>
       </w:pPr>
       <w:r>
-        <w:t>Este acuerdo se celebra el {{ fecha_efectiva }} entre {{ empresa_emisora }} y {{ empresa_cliente }}, representada en este acto por {{ nombre_cliente }}. Ambas empresas se denominan conjuntamente las Partes, y cada una queda obligada en los términos de este acuerdo.</w:t>
+        <w:t>Este acuerdo se celebra entre {{ empresa_emisora }}, representada por {{ representante_emisor }}, y {{ empresa_cliente }}, representada por {{ nombre_cliente }}. Ambas empresas se denominan conjuntamente las Partes, y cada una queda obligada en los términos de este acuerdo.</w:t>
       </w:r>
     </w:p>
     <w:p>
@@ -212,7 +212,7 @@
         <w:spacing w:line="320" w:lineRule="exact" w:after="160"/>
       </w:pPr>
       <w:r>
-        <w:t>El objeto de este acuerdo es proteger la información confidencial que las Partes se compartan con motivo de {{ objeto }}. El acuerdo es recíproco: cada Parte actúa como Parte Reveladora respecto de la información que comparte, y como Parte Receptora respecto de la que recibe de la otra.</w:t>
+        <w:t>El objeto de este acuerdo es proteger la información confidencial que las Partes se compartan con motivo de {{ objeto }}. El acuerdo es recíproco: cada Parte comparte información propia y recibe la de la otra.</w:t>
       </w:r>
     </w:p>
     <w:p>
@@ -330,7 +330,7 @@
         <w:spacing w:line="300" w:lineRule="exact"/>
       </w:pPr>
       <w:r>
-        <w:t>No revelarla a terceros sin autorización previa y por escrito de la Parte que la compartió, salvo a las personas a que se refiere la última viñeta de esta cláusula</w:t>
+        <w:t>No revelarla a terceros sin autorización previa y por escrito de la Parte que la compartió, salvo a las personas autorizadas conforme a esta misma cláusula</w:t>
       </w:r>
     </w:p>
     <w:p>
@@ -457,6 +457,15 @@
         <w:spacing w:line="320" w:lineRule="exact" w:after="160"/>
       </w:pPr>
       <w:r>
+        <w:t>Lo previsto en esta cláusula no limita lo dispuesto en la cláusula cuarta ni las obligaciones que la ley de la materia imponga respecto de datos personales.</w:t>
+      </w:r>
+    </w:p>
+    <w:p>
+      <w:pPr>
+        <w:keepNext w:val="0"/>
+        <w:spacing w:line="320" w:lineRule="exact" w:after="160"/>
+      </w:pPr>
+      <w:r>
         <w:t>La Parte que deba revelar información confidencial por mandato de autoridad competente lo hará solo en la medida requerida, avisando a la otra Parte con la anticipación que le sea posible. Para cualquier otro fin, esa información sigue siendo confidencial.</w:t>
       </w:r>
     </w:p>
@@ -480,7 +489,7 @@
         <w:spacing w:line="320" w:lineRule="exact" w:after="160"/>
       </w:pPr>
       <w:r>
-        <w:t>Este acuerdo entra en vigor el {{ fecha_efectiva }} y permanece vigente hasta que cualquiera de las Partes lo dé por terminado, avisando a la otra por escrito con treinta días naturales de anticipación.</w:t>
+        <w:t>Este acuerdo entra en vigor en la fecha en que lo firme la última de las Partes y permanece vigente hasta que cualquiera de las Partes lo dé por terminado, avisando a la otra por escrito con treinta días naturales de anticipación.</w:t>
       </w:r>
     </w:p>
     <w:p>
@@ -489,7 +498,7 @@
         <w:spacing w:line="320" w:lineRule="exact" w:after="160"/>
       </w:pPr>
       <w:r>
-        <w:t>Las obligaciones de confidencialidad subsisten por un plazo de {{ vigencia }}, contado a partir de la terminación de este acuerdo, y alcanzan a toda la información compartida durante su vigencia. Tratándose de información que constituya secreto industrial, subsisten mientras conserve ese carácter conforme a la ley, y tratándose de datos personales, subsisten conforme a la ley de la materia.</w:t>
+        <w:t>Las obligaciones de confidencialidad subsisten por un plazo de {{ vigencia }}, contado a partir de la fecha en que surta efectos la terminación de este acuerdo, y alcanzan a toda la información compartida durante su vigencia. Tratándose de información que constituya secreto industrial, subsisten mientras conserve ese carácter conforme a la ley, y tratándose de datos personales, subsisten conforme a la ley de la materia.</w:t>
       </w:r>
     </w:p>
     <w:p>

--- a/examples/NDA_Plantilla_AllSign_ES.docx
+++ b/examples/NDA_Plantilla_AllSign_ES.docx
@@ -289,7 +289,7 @@
         <w:spacing w:line="300" w:lineRule="exact"/>
       </w:pPr>
       <w:r>
-        <w:t>Datos personales a los que se tenga acceso con motivo de este acuerdo</w:t>
+        <w:t>Datos personales que una Parte comparta o a los que la otra tenga acceso con motivo de este acuerdo</w:t>
       </w:r>
     </w:p>
     <w:p>
@@ -330,7 +330,7 @@
         <w:spacing w:line="300" w:lineRule="exact"/>
       </w:pPr>
       <w:r>
-        <w:t>No revelarla a terceros sin autorización previa y por escrito de la Parte que la compartió, salvo a las personas autorizadas conforme a esta misma cláusula</w:t>
+        <w:t>No revelarla a terceros sin autorización previa y por escrito de la Parte que la compartió, salvo a quienes necesiten conocerla en los términos de esta cláusula y salvo lo previsto en la cláusula quinta sobre mandato de autoridad</w:t>
       </w:r>
     </w:p>
     <w:p>
@@ -489,7 +489,16 @@
         <w:spacing w:line="320" w:lineRule="exact" w:after="160"/>
       </w:pPr>
       <w:r>
-        <w:t>Este acuerdo entra en vigor en la fecha en que lo firme la última de las Partes y permanece vigente hasta que cualquiera de las Partes lo dé por terminado, avisando a la otra por escrito con treinta días naturales de anticipación.</w:t>
+        <w:t>Este acuerdo entra en vigor en la fecha en que lo firme la última de las Partes y permanece vigente hasta que cualquiera de las Partes lo dé por terminado, avisando a la otra por escrito con treinta días naturales de anticipación. La fecha del documento es solo de referencia.</w:t>
+      </w:r>
+    </w:p>
+    <w:p>
+      <w:pPr>
+        <w:keepNext w:val="0"/>
+        <w:spacing w:line="320" w:lineRule="exact" w:after="160"/>
+      </w:pPr>
+      <w:r>
+        <w:t>Los avisos previstos en este acuerdo se darán por escrito, incluso por correo electrónico, a la dirección que cada Parte haya usado para firmarlo.</w:t>
       </w:r>
     </w:p>
     <w:p>
@@ -521,7 +530,7 @@
         <w:spacing w:line="320" w:lineRule="exact" w:after="160"/>
       </w:pPr>
       <w:r>
-        <w:t>Terminado el acuerdo conforme a la cláusula anterior, o cuando la Parte que compartió la información lo solicite, la Parte que la recibió la devolverá o destruirá, incluidas las copias, y lo confirmará por escrito. Puede conservar una copia únicamente cuando una obligación legal se lo exija, y seguirá protegiéndola en los términos de este acuerdo mientras la conserve.</w:t>
+        <w:t>Terminado el acuerdo conforme a la cláusula anterior, o cuando la Parte que compartió la información lo solicite, la Parte que la recibió la devolverá o destruirá, incluidas las copias, y lo confirmará por escrito. Puede conservar una copia únicamente cuando una obligación legal se lo exija, y seguirá protegiéndola en los términos de este acuerdo mientras la conserve, aun cuando haya concluido el plazo previsto en la cláusula sexta.</w:t>
       </w:r>
     </w:p>
     <w:p>

--- a/examples/NDA_Plantilla_AllSign_ES.docx
+++ b/examples/NDA_Plantilla_AllSign_ES.docx
@@ -102,6 +102,39 @@
                 <w:sz w:val="22"/>
               </w:rPr>
               <w:t>{{ empresa_emisora }}</w:t>
+            </w:r>
+          </w:p>
+        </w:tc>
+      </w:tr>
+      <w:tr>
+        <w:tc>
+          <w:tcPr>
+            <w:tcW w:type="dxa" w:w="4703"/>
+            <w:shd w:fill="F4F6F8" w:val="clear"/>
+          </w:tcPr>
+          <w:p>
+            <w:r>
+              <w:rPr>
+                <w:b/>
+                <w:color w:val="555555"/>
+                <w:sz w:val="20"/>
+              </w:rPr>
+              <w:t>Representante de la empresa</w:t>
+            </w:r>
+          </w:p>
+        </w:tc>
+        <w:tc>
+          <w:tcPr>
+            <w:tcW w:type="dxa" w:w="4703"/>
+          </w:tcPr>
+          <w:p>
+            <w:r>
+              <w:rPr>
+                <w:b/>
+                <w:color w:val="007BFF"/>
+                <w:sz w:val="22"/>
+              </w:rPr>
+              <w:t>{{ representante_emisor }}</w:t>
             </w:r>
           </w:p>
         </w:tc>
@@ -389,7 +422,7 @@
         <w:spacing w:line="320" w:lineRule="exact" w:after="160"/>
       </w:pPr>
       <w:r>
-        <w:t>Cuando la información confidencial incluya datos personales, la Parte que los reciba los tratará conforme a la Ley Federal de Protección de Datos Personales en Posesión de los Particulares vigente y su normativa aplicable, los usará solo para el fin de este acuerdo, y los suprimirá o devolverá cuando deje de ser necesario conservarlos. Esta obligación aplica a cada Parte respecto de los datos personales que reciba de la otra.</w:t>
+        <w:t>Cuando la información confidencial incluya datos personales, la Parte que los reciba los tratará conforme a la Ley Federal de Protección de Datos Personales en Posesión de los Particulares vigente y su normativa aplicable, los usará solo para el Fin, y los suprimirá o devolverá cuando deje de ser necesario conservarlos. Esta obligación aplica a cada Parte respecto de los datos personales que reciba de la otra.</w:t>
       </w:r>
     </w:p>
     <w:p>
@@ -498,7 +531,7 @@
         <w:spacing w:line="320" w:lineRule="exact" w:after="160"/>
       </w:pPr>
       <w:r>
-        <w:t>Los avisos previstos en este acuerdo se darán por escrito, incluso por correo electrónico, a la dirección que cada Parte haya usado para firmarlo.</w:t>
+        <w:t>Los avisos previstos en este acuerdo se darán por escrito, incluso por correo electrónico, a la dirección que cada Parte haya usado para firmarlo o a la que después designe por escrito. El aviso surte efectos cuando la otra Parte lo recibe, y la terminación a los treinta días naturales siguientes.</w:t>
       </w:r>
     </w:p>
     <w:p>
@@ -704,7 +737,7 @@
               </w:rPr>
               <w:t>Por conducto de {{ representante_emisor }}</w:t>
               <w:br/>
-              <w:t>Firma por la empresa</w:t>
+              <w:t>Firma de la Parte emisora</w:t>
             </w:r>
           </w:p>
         </w:tc>
@@ -730,7 +763,7 @@
               </w:rPr>
               <w:t>Por conducto de {{ nombre_cliente }}  ·  {{ correo_cliente }}</w:t>
               <w:br/>
-              <w:t>Firma por el cliente</w:t>
+              <w:t>Firma de la Parte cliente</w:t>
             </w:r>
           </w:p>
         </w:tc>

--- a/examples/NDA_Plantilla_AllSign_ES.docx
+++ b/examples/NDA_Plantilla_AllSign_ES.docx
@@ -540,7 +540,7 @@
         <w:spacing w:line="320" w:lineRule="exact" w:after="160"/>
       </w:pPr>
       <w:r>
-        <w:t>Las obligaciones de confidencialidad subsisten por un plazo de {{ vigencia }}, contado a partir de la fecha en que surta efectos la terminación de este acuerdo, y alcanzan a toda la información compartida durante su vigencia. Tratándose de información que constituya secreto industrial, subsisten mientras conserve ese carácter conforme a la ley, y tratándose de datos personales, subsisten conforme a la ley de la materia.</w:t>
+        <w:t>Las obligaciones de confidencialidad subsisten por un plazo de {{ vigencia }}, contado a partir de la fecha en que surta efectos la terminación de este acuerdo, y alcanzan a toda la información compartida durante su vigencia y también a la que las Partes se hayan compartido antes de la firma con motivo del Fin. Tratándose de información que constituya secreto industrial, subsisten mientras conserve ese carácter conforme a la ley, y tratándose de datos personales, subsisten conforme a la ley de la materia.</w:t>
       </w:r>
     </w:p>
     <w:p>

--- a/examples/NDA_Plantilla_AllSign_ES.docx
+++ b/examples/NDA_Plantilla_AllSign_ES.docx
@@ -245,7 +245,7 @@
         <w:spacing w:line="320" w:lineRule="exact" w:after="160"/>
       </w:pPr>
       <w:r>
-        <w:t>El objeto de este acuerdo es proteger la información confidencial que las Partes se compartan con motivo de {{ objeto }}. El acuerdo es recíproco: cada Parte comparte información propia y recibe la de la otra.</w:t>
+        <w:t>El objeto de este acuerdo es proteger la información confidencial que las Partes se compartan con motivo de {{ objeto }}, al que este acuerdo llama el Fin. Es recíproco: cada Parte comparte información propia y recibe la de la otra.</w:t>
       </w:r>
     </w:p>
     <w:p>
@@ -268,7 +268,7 @@
         <w:spacing w:line="320" w:lineRule="exact" w:after="160"/>
       </w:pPr>
       <w:r>
-        <w:t>Toda información, en cualquier forma o medio, que una Parte comparta con la otra y que esté marcada como confidencial, o que por su naturaleza y por las circunstancias en que se comparte deba entenderse como tal. Queda comprendida, de manera enunciativa y no limitativa:</w:t>
+        <w:t>Toda información, en cualquier forma o medio, que una Parte comparta con la otra y que esté marcada como confidencial, o que por su naturaleza y por las circunstancias en que se comparte deba entenderse como tal. Queda comprendida, de manera enunciativa y no limitativa, y se considera confidencial aunque no esté marcada:</w:t>
       </w:r>
     </w:p>
     <w:p>
@@ -372,7 +372,7 @@
         <w:spacing w:line="300" w:lineRule="exact"/>
       </w:pPr>
       <w:r>
-        <w:t>Usarla únicamente para el fin descrito en la cláusula primera</w:t>
+        <w:t>Usarla únicamente para el Fin</w:t>
       </w:r>
     </w:p>
     <w:p>
@@ -531,7 +531,7 @@
         <w:spacing w:line="320" w:lineRule="exact" w:after="160"/>
       </w:pPr>
       <w:r>
-        <w:t>Los avisos previstos en este acuerdo se darán por escrito, incluso por correo electrónico, a la dirección que cada Parte haya usado para firmarlo o a la que después designe por escrito. El aviso surte efectos cuando la otra Parte lo recibe, y la terminación a los treinta días naturales siguientes.</w:t>
+        <w:t>Los avisos previstos en este acuerdo se darán por escrito, incluso por correo electrónico, a la dirección de correo electrónico con la que cada Parte haya firmado o a la que después designe por escrito. El aviso surte efectos cuando la otra Parte lo recibe, y la terminación a los treinta días naturales siguientes.</w:t>
       </w:r>
     </w:p>
     <w:p>

--- a/examples/NDA_Plantilla_AllSign_ES.docx
+++ b/examples/NDA_Plantilla_AllSign_ES.docx
@@ -363,7 +363,7 @@
         <w:spacing w:line="300" w:lineRule="exact"/>
       </w:pPr>
       <w:r>
-        <w:t>No revelarla a terceros sin autorización previa y por escrito de la Parte que la compartió, salvo a quienes necesiten conocerla en los términos de esta cláusula y salvo lo previsto en la cláusula quinta sobre mandato de autoridad</w:t>
+        <w:t>No revelarla a terceros sin autorización previa y por escrito de la Parte que la compartió, salvo a quienes necesiten conocerla y estén sujetos a obligaciones de confidencialidad equivalentes, y salvo lo previsto en la cláusula quinta sobre mandato de autoridad</w:t>
       </w:r>
     </w:p>
     <w:p>
@@ -422,7 +422,7 @@
         <w:spacing w:line="320" w:lineRule="exact" w:after="160"/>
       </w:pPr>
       <w:r>
-        <w:t>Cuando la información confidencial incluya datos personales, la Parte que los reciba los tratará conforme a la Ley Federal de Protección de Datos Personales en Posesión de los Particulares vigente y su normativa aplicable, los usará solo para el Fin, y los suprimirá o devolverá cuando deje de ser necesario conservarlos. Esta obligación aplica a cada Parte respecto de los datos personales que reciba de la otra.</w:t>
+        <w:t>Cuando la información confidencial incluya datos personales, la Parte que los reciba o tenga acceso a ellos los tratará conforme a la Ley Federal de Protección de Datos Personales en Posesión de los Particulares vigente y su normativa aplicable, los usará solo para el Fin, y los suprimirá o devolverá cuando deje de ser necesario conservarlos. Esta obligación aplica a cada Parte respecto de los datos personales que reciba de la otra o a los que tenga acceso por su conducto.</w:t>
       </w:r>
     </w:p>
     <w:p>
@@ -735,7 +735,7 @@
                 <w:color w:val="555555"/>
                 <w:sz w:val="18"/>
               </w:rPr>
-              <w:t>Por conducto de {{ representante_emisor }}</w:t>
+              <w:t>Por conducto de {{ representante_emisor }}  ·  {{ correo_emisor }}</w:t>
               <w:br/>
               <w:t>Firma de la Parte emisora</w:t>
             </w:r>

--- a/examples/NDA_Plantilla_AllSign_ES.docx
+++ b/examples/NDA_Plantilla_AllSign_ES.docx
@@ -152,7 +152,7 @@
                 <w:color w:val="555555"/>
                 <w:sz w:val="20"/>
               </w:rPr>
-              <w:t>Representante del cliente</w:t>
+              <w:t>Cliente</w:t>
             </w:r>
           </w:p>
         </w:tc>
@@ -167,7 +167,7 @@
                 <w:color w:val="007BFF"/>
                 <w:sz w:val="22"/>
               </w:rPr>
-              <w:t>{{ nombre_cliente }}</w:t>
+              <w:t>{{ empresa_cliente }}</w:t>
             </w:r>
           </w:p>
         </w:tc>
@@ -185,7 +185,7 @@
                 <w:color w:val="555555"/>
                 <w:sz w:val="20"/>
               </w:rPr>
-              <w:t>Empresa del cliente</w:t>
+              <w:t>Quien firma por el cliente</w:t>
             </w:r>
           </w:p>
         </w:tc>
@@ -200,7 +200,7 @@
                 <w:color w:val="007BFF"/>
                 <w:sz w:val="22"/>
               </w:rPr>
-              <w:t>{{ empresa_cliente }}</w:t>
+              <w:t>{{ nombre_cliente }}</w:t>
             </w:r>
           </w:p>
         </w:tc>
@@ -227,7 +227,7 @@
         <w:spacing w:line="320" w:lineRule="exact" w:after="160"/>
       </w:pPr>
       <w:r>
-        <w:t>Este acuerdo se celebra entre {{ empresa_emisora }}, representada por {{ representante_emisor }}, y {{ empresa_cliente }}, representada por {{ nombre_cliente }}. Ambas empresas se denominan conjuntamente las Partes, y cada una queda obligada en los términos de este acuerdo.</w:t>
+        <w:t>Este acuerdo se celebra entre {{ empresa_emisora }} y {{ empresa_cliente }}, que se denominan conjuntamente las Partes, y cada una queda obligada en los términos de este acuerdo. Lo firman {{ representante_emisor }} y {{ nombre_cliente }}, respectivamente, cada quien en nombre propio o en representación de su Parte, según corresponda.</w:t>
       </w:r>
     </w:p>
     <w:p>
@@ -236,7 +236,7 @@
         <w:spacing w:line="320" w:lineRule="exact" w:after="160"/>
       </w:pPr>
       <w:r>
-        <w:t>Quien firma por cada Parte declara contar con las facultades necesarias para representarla y obligarla, y que dichas facultades no le han sido revocadas ni limitadas a la fecha de firma.</w:t>
+        <w:t>Quien firma en representación de una Parte declara contar con las facultades necesarias para representarla y obligarla, y que dichas facultades no le han sido revocadas ni limitadas a la fecha de firma.</w:t>
       </w:r>
     </w:p>
     <w:p>
@@ -245,7 +245,7 @@
         <w:spacing w:line="320" w:lineRule="exact" w:after="160"/>
       </w:pPr>
       <w:r>
-        <w:t>El objeto de este acuerdo es proteger la información confidencial que las Partes se compartan con motivo de {{ objeto }}, al que este acuerdo llama el Fin. Es recíproco: cada Parte comparte información propia y recibe la de la otra.</w:t>
+        <w:t>El objeto de este acuerdo es proteger la información confidencial que las Partes se compartan con motivo de {{ objeto }} (en adelante, el Fin). Es recíproco: cada Parte comparte información propia y recibe la de la otra.</w:t>
       </w:r>
     </w:p>
     <w:p>
@@ -268,7 +268,7 @@
         <w:spacing w:line="320" w:lineRule="exact" w:after="160"/>
       </w:pPr>
       <w:r>
-        <w:t>Toda información, en cualquier forma o medio, que una Parte comparta con la otra y que esté marcada como confidencial, o que por su naturaleza y por las circunstancias en que se comparte deba entenderse como tal. Queda comprendida, de manera enunciativa y no limitativa, y se considera confidencial aunque no esté marcada:</w:t>
+        <w:t>Se considera información confidencial toda información, en cualquier forma o medio, que una Parte comparta con la otra y que esté marcada como confidencial, o que por su naturaleza y por las circunstancias en que se comparte deba entenderse como tal. Queda comprendida, de manera enunciativa y no limitativa, la información siguiente, que se considera confidencial aunque no esté marcada:</w:t>
       </w:r>
     </w:p>
     <w:p>
@@ -618,7 +618,7 @@
         <w:spacing w:line="320" w:lineRule="exact" w:after="160"/>
       </w:pPr>
       <w:r>
-        <w:t>Para su interpretación y cumplimiento, las Partes se someten a los tribunales competentes de {{ jurisdiccion }} y renuncian a cualquier otro fuero que pudiera corresponderles por razón de sus domicilios presentes o futuros.</w:t>
+        <w:t>Para su interpretación y cumplimiento, las Partes se someten a los tribunales competentes con sede en {{ jurisdiccion }} y renuncian a cualquier otro fuero que pudiera corresponderles por razón de sus domicilios presentes o futuros.</w:t>
       </w:r>
     </w:p>
     <w:p>
@@ -673,7 +673,7 @@
         <w:spacing w:line="320" w:lineRule="exact" w:after="160"/>
       </w:pPr>
       <w:r>
-        <w:t>Leído el contenido de este acuerdo y enteradas las Partes de su alcance y fuerza legal, lo firman de conformidad quienes las representan.</w:t>
+        <w:t>Leído el contenido de este acuerdo y enteradas las Partes de su alcance y fuerza legal, lo firman de conformidad.</w:t>
       </w:r>
     </w:p>
     <w:tbl>
@@ -735,7 +735,7 @@
                 <w:color w:val="555555"/>
                 <w:sz w:val="18"/>
               </w:rPr>
-              <w:t>Por conducto de {{ representante_emisor }}  ·  {{ correo_emisor }}</w:t>
+              <w:t>{{ representante_emisor }}  ·  {{ correo_emisor }}</w:t>
               <w:br/>
               <w:t>Firma de la Parte emisora</w:t>
             </w:r>
@@ -761,7 +761,7 @@
                 <w:color w:val="555555"/>
                 <w:sz w:val="18"/>
               </w:rPr>
-              <w:t>Por conducto de {{ nombre_cliente }}  ·  {{ correo_cliente }}</w:t>
+              <w:t>{{ nombre_cliente }}  ·  {{ correo_cliente }}</w:t>
               <w:br/>
               <w:t>Firma de la Parte cliente</w:t>
             </w:r>
